--- a/ky/discovery-articles/4.14 Инсулин.docx
+++ b/ky/discovery-articles/4.14 Инсулин.docx
@@ -4,564 +4,374 @@
   <w:body>
     <w:p>
       <w:pPr>
-        <w:keepNext/>
-        <w:spacing w:before="280" w:after="120"/>
+        <w:pStyle w:val="Title"/>
+        <w:widowControl/>
       </w:pPr>
       <w:r>
-        <w:rPr>
-          <w:rFonts w:ascii="Calibri" w:hAnsi="Calibri" w:eastAsia="Calibri"/>
-          <w:b/>
-          <w:i w:val="0"/>
-          <w:color w:val="004E8C"/>
-          <w:sz w:val="44"/>
-        </w:rPr>
         <w:t>4.14 Инсулин</w:t>
       </w:r>
     </w:p>
     <w:p>
       <w:pPr>
-        <w:spacing w:after="80"/>
+        <w:keepNext/>
+        <w:widowControl/>
       </w:pPr>
       <w:r>
         <w:rPr>
-          <w:rFonts w:ascii="Calibri" w:hAnsi="Calibri" w:eastAsia="Calibri"/>
-          <w:b w:val="0"/>
-          <w:i/>
-          <w:color w:val="505050"/>
-          <w:sz w:val="22"/>
+          <w:sz w:val="20"/>
         </w:rPr>
         <w:t>4. Медицина, биология жана коомдук саламаттык</w:t>
       </w:r>
     </w:p>
     <w:p>
       <w:pPr>
-        <w:spacing w:after="200"/>
+        <w:keepNext/>
+        <w:widowControl/>
       </w:pPr>
       <w:r>
         <w:rPr>
-          <w:rFonts w:ascii="Calibri" w:hAnsi="Calibri" w:eastAsia="Calibri"/>
-          <w:b w:val="0"/>
-          <w:i/>
-          <w:sz w:val="22"/>
+          <w:sz w:val="20"/>
         </w:rPr>
-        <w:t>Мезгил: 1921–1922-жылдар (бөлүп алуу жана алгачкы клиникалык колдонуу); кийин тазаланган, синтетикалык жана аналогдук инсулиндер | Негизги өкүлдөр: Фредерик Бантинг; Чарльз Бест; Жон Маклеод; Жеймс Коллип; кийинки өнөр жайлык өндүрүүчүлөр жана аналог түзгөн адистер</w:t>
+        <w:t>Мезгил: 1921–1922-жылдар (бөлүп алуу жана алгачкы клиникалык колдонуу); кийин тазаланган, синтетикалык жана аналог инсулиндер | Негизги салым кошкондор: Фредерик Бантинг; Чарльз Бест; Жон Маклеод; Жеймс Коллип; кийин өндүрүшчүлөр жана аналог иштеп чыгуучулар</w:t>
       </w:r>
     </w:p>
     <w:p>
       <w:pPr>
-        <w:spacing w:after="160" w:line="276" w:lineRule="auto"/>
+        <w:widowControl/>
       </w:pPr>
       <w:r>
-        <w:rPr>
-          <w:rFonts w:ascii="Calibri" w:hAnsi="Calibri" w:eastAsia="Calibri"/>
-          <w:b w:val="0"/>
-          <w:i w:val="0"/>
-          <w:sz w:val="22"/>
-        </w:rPr>
-        <w:t>Инсулин — клеткаларга глюкозаны сиңирүүгө мүмкүндүк берген гормон. Сайылган инсулин кант диабети жок кылган же натыйжасыз кылган гормондун ордун толуктайт. Анын бөлүнүп алынышы тез өлүмгө алып келген ооруну миллиондогон адам башкара ала турган өнөкөт абалга айландырды.</w:t>
+        <w:t>Инсулин — клеткалардын глюкозаны алуусуна жардам берген гормон. Дары катары берилген инсулин диабетте жетишпеген же иши бузулган сигналды толуктайт. Аны бөлүп алуу миллиондогон адам үчүн тез өлүмгө алып келген ооруну башкарылуучу өнөкөт абалга айландырган.</w:t>
       </w:r>
     </w:p>
     <w:p>
       <w:pPr>
-        <w:keepNext/>
-        <w:spacing w:before="240" w:after="120"/>
+        <w:pStyle w:val="Heading1"/>
+        <w:widowControl/>
       </w:pPr>
       <w:r>
-        <w:rPr>
-          <w:rFonts w:ascii="Calibri" w:hAnsi="Calibri" w:eastAsia="Calibri"/>
-          <w:b/>
-          <w:i w:val="0"/>
-          <w:color w:val="004E8C"/>
-          <w:sz w:val="28"/>
-        </w:rPr>
-        <w:t>Негизги фактылар</w:t>
+        <w:t>Негизги маалыматтар</w:t>
       </w:r>
     </w:p>
     <w:p>
       <w:pPr>
         <w:pStyle w:val="ListBullet"/>
+        <w:widowControl/>
       </w:pPr>
       <w:r>
-        <w:rPr>
-          <w:rFonts w:ascii="Calibri" w:hAnsi="Calibri" w:eastAsia="Calibri"/>
-          <w:b w:val="0"/>
-          <w:i w:val="0"/>
-          <w:sz w:val="22"/>
-        </w:rPr>
-        <w:t>Торонтодо Маклеод жана Коллип менен иштеген Бантинг менен Бест 1921–1922-жылдары уйку безинин активдүү экстракттарын даярдашкан</w:t>
+        <w:t>Бантинг менен Бест Торонтодо Маклеод жана Коллип менен иштеп, 1921–1922-жылдары уйку безинин активдүү экстракттарын даярдаган.</w:t>
       </w:r>
     </w:p>
     <w:p>
       <w:pPr>
         <w:pStyle w:val="ListBullet"/>
+        <w:widowControl/>
       </w:pPr>
       <w:r>
-        <w:rPr>
-          <w:rFonts w:ascii="Calibri" w:hAnsi="Calibri" w:eastAsia="Calibri"/>
-          <w:b w:val="0"/>
-          <w:i w:val="0"/>
-          <w:sz w:val="22"/>
-        </w:rPr>
-        <w:t>1-типтеги кант диабети бар алгачкы бейтаптар кетоацидоздон жана катуу арыктоодон кескин айыга баштаган</w:t>
+        <w:t>1-типтеги диабети бар алгачкы бейтаптарда кетоацидоз жана арыктап алсыроо кескин оңолгон.</w:t>
       </w:r>
     </w:p>
     <w:p>
       <w:pPr>
         <w:pStyle w:val="ListBullet"/>
+        <w:widowControl/>
       </w:pPr>
       <w:r>
-        <w:rPr>
-          <w:rFonts w:ascii="Calibri" w:hAnsi="Calibri" w:eastAsia="Calibri"/>
-          <w:b w:val="0"/>
-          <w:i w:val="0"/>
-          <w:sz w:val="22"/>
-        </w:rPr>
-        <w:t>Адегенде жаныбардан алынган инсулин өнөр жайда чыгарылып, кийин рекомбинанттык адам инсулини чийки затка көз карандылыкты азайткан</w:t>
+        <w:t>Жаныбардан алынган инсулин өнөр жайда чыгарылган; кийин рекомбинанттык адам инсулини камсыздоо чектерин азайткан.</w:t>
       </w:r>
     </w:p>
     <w:p>
       <w:pPr>
         <w:pStyle w:val="ListBullet"/>
+        <w:widowControl/>
       </w:pPr>
       <w:r>
-        <w:rPr>
-          <w:rFonts w:ascii="Calibri" w:hAnsi="Calibri" w:eastAsia="Calibri"/>
-          <w:b w:val="0"/>
-          <w:i w:val="0"/>
-          <w:sz w:val="22"/>
-        </w:rPr>
-        <w:t>Инсулин аналогдору жана аны берүүчү түзмөктөр дарынын таасир убактысын жана колдонуу ыңгайлуулугун жакшырткан</w:t>
+        <w:t>Инсулин аналогдору жана берүү түзмөктөрү таасир убактысын жана ыңгайлуулукту жакшырткан.</w:t>
       </w:r>
     </w:p>
     <w:p>
       <w:pPr>
         <w:pStyle w:val="ListBullet"/>
+        <w:widowControl/>
       </w:pPr>
       <w:r>
-        <w:rPr>
-          <w:rFonts w:ascii="Calibri" w:hAnsi="Calibri" w:eastAsia="Calibri"/>
-          <w:b w:val="0"/>
-          <w:i w:val="0"/>
-          <w:sz w:val="22"/>
-        </w:rPr>
-        <w:t>Илимий жеңишке карабай, жеткиликтүүлүк менен баа дүйнөлүк адилеттүүлүк маселеси бойдон калууда</w:t>
+        <w:t>Илимий жеңишке карабастан, баа менен жеткиликтүүлүк дүйнөлүк адилеттүүлүк маселеси бойдон калат.</w:t>
       </w:r>
     </w:p>
     <w:p>
       <w:pPr>
-        <w:keepNext/>
-        <w:spacing w:before="240" w:after="120"/>
+        <w:pStyle w:val="Heading1"/>
+        <w:widowControl/>
       </w:pPr>
       <w:r>
-        <w:rPr>
-          <w:rFonts w:ascii="Calibri" w:hAnsi="Calibri" w:eastAsia="Calibri"/>
-          <w:b/>
-          <w:i w:val="0"/>
-          <w:color w:val="004E8C"/>
-          <w:sz w:val="28"/>
-        </w:rPr>
-        <w:t>Бул эмне</w:t>
+        <w:t>Бул эмне?</w:t>
       </w:r>
     </w:p>
     <w:p>
       <w:pPr>
-        <w:spacing w:after="160" w:line="276" w:lineRule="auto"/>
+        <w:widowControl/>
       </w:pPr>
       <w:r>
-        <w:rPr>
-          <w:rFonts w:ascii="Calibri" w:hAnsi="Calibri" w:eastAsia="Calibri"/>
-          <w:b w:val="0"/>
-          <w:i w:val="0"/>
-          <w:sz w:val="22"/>
-        </w:rPr>
-        <w:t>Инсулин — уйку безинин бета-клеткалары чыгарган пептиддик гормон; ал ткандарга кандагы глюкозаны сиңирүү жөнүндө белги берет. 1-типтеги диабетте бул клеткалар жоголот, 2-типте көбүнчө инсулинге туруктуулук менен акырындап жетишсиздик айкалышат. Сайма же насос аркылуу берилген дарылык инсулин жетишпеген белгини толуктап, энергия алмашуусун улантат. Жөнөкөй айтканда, инсулин кант үчүн клетканын эшигин ачкан ачкыч. Ойлоп табуунун маңызы — ошол ачкычты тазалап бөлүп алуу жана коопсуз дозалоону үйрөнүү.</w:t>
+        <w:t>Инсулин уйку безинин бета-клеткалары чыгарган пептиддик гормон. Ал ткандарга кандан глюкоза алууга сигнал берет. 1-типтеги диабетте бул клеткалар жоголот; 2-типте инсулинге сезимталдыктын төмөндөшү менен кийин жетишсиздик көп учурда кошулат. Ийне же туруктуу берүүчү система аркылуу берилген инсулин жетпеген сигналды толуктап, энергия алмашууга жардам берет. Аны клетканын кантка ачылган эшигинин ачкычына салыштырууга болот. Жетишкендик ошол «ачкычты» тазалап алып, коопсуз дозалоону үйрөнүүдө болгон.</w:t>
       </w:r>
     </w:p>
     <w:p>
       <w:pPr>
-        <w:keepNext/>
-        <w:spacing w:before="240" w:after="120"/>
+        <w:pStyle w:val="Heading1"/>
+        <w:widowControl/>
       </w:pPr>
       <w:r>
-        <w:rPr>
-          <w:rFonts w:ascii="Calibri" w:hAnsi="Calibri" w:eastAsia="Calibri"/>
-          <w:b/>
-          <w:i w:val="0"/>
-          <w:color w:val="004E8C"/>
-          <w:sz w:val="28"/>
-        </w:rPr>
-        <w:t>Аны ким ачкан же ойлоп тапкан</w:t>
+        <w:t xml:space="preserve">Ким ойлоп тапкан</w:t>
       </w:r>
     </w:p>
     <w:p>
       <w:pPr>
-        <w:spacing w:after="160" w:line="276" w:lineRule="auto"/>
+        <w:widowControl/>
       </w:pPr>
       <w:r>
-        <w:rPr>
-          <w:rFonts w:ascii="Calibri" w:hAnsi="Calibri" w:eastAsia="Calibri"/>
-          <w:b w:val="0"/>
-          <w:i w:val="0"/>
-          <w:sz w:val="22"/>
-        </w:rPr>
-        <w:t>Көп изилдөөчү уйку бези ички секреция бөлүп чыгарат деп боолгологон. Бантинг бездин түтүктөрүн байлоо тажрыйбасын сунуштап, Бест жардамчы болгон; Маклеод лаборатория менен илимий жетекчилик берип, Коллип клиникалык колдонууга жарактуу экстрактты тазалаган. Биринчилик жана Нобель сыйлыгы боюнча талаштарга карабай, 1922-жылы Торонтодо дарыланган бейтаптар ыкманын натыйжасын далилдеди. Кийин химиктер менен биотехнологдор молекуланы кайра иштеп чыгышты. Заарасындагы канттын деңгээлин каттап, сайма жасоону үйрөнгөн бейтаптар да күнүмдүк практиканын тең авторлору. Бул ачылыш оорукана палатасында аяктаган узак эстафета болгон.</w:t>
+        <w:t>Көп изилдөөчү уйку безинин ички бөлүп чыгарган заты бар деп шектенген. Бантинг бездин түтүгүн байлоо тажрыйбасын сунуштаган; Бест жардам берген; Маклеод лаборатория жана жетекчилик камсыздаган; Коллип экстрактты клиникалык колдонууга тазалаган. Биринчилик менен Нобель сыйлыгынын айланасында талаштар чыккан, бирок Торонто тобунун 1922-жылдагы бейтаптары дарылоону далилдеген. Кийин химиктер менен биотехнологдор молекуланы кайра иштеп чыккан. Заарадагы кантын жазып, ийне сайууну үйрөнгөн бейтаптар күнүмдүк практикага салым кошкон. Ачылыш бири-бирин улаган иш болуп, ооруканада натыйжа берген.</w:t>
       </w:r>
     </w:p>
     <w:p>
       <w:pPr>
-        <w:keepNext/>
-        <w:spacing w:before="240" w:after="120"/>
+        <w:pStyle w:val="Heading1"/>
+        <w:widowControl/>
       </w:pPr>
       <w:r>
-        <w:rPr>
-          <w:rFonts w:ascii="Calibri" w:hAnsi="Calibri" w:eastAsia="Calibri"/>
-          <w:b/>
-          <w:i w:val="0"/>
-          <w:color w:val="004E8C"/>
-          <w:sz w:val="28"/>
-        </w:rPr>
-        <w:t>Качан жана кантип пайда болгон</w:t>
+        <w:t>Качан жана кантип пайда болгон?</w:t>
       </w:r>
     </w:p>
     <w:p>
       <w:pPr>
-        <w:spacing w:after="160" w:line="276" w:lineRule="auto"/>
+        <w:widowControl/>
       </w:pPr>
       <w:r>
-        <w:rPr>
-          <w:rFonts w:ascii="Calibri" w:hAnsi="Calibri" w:eastAsia="Calibri"/>
-          <w:b w:val="0"/>
-          <w:i w:val="0"/>
-          <w:sz w:val="22"/>
-        </w:rPr>
-        <w:t>1922-жылдын январындагы Торонтодогу клиникалык ийгилик медициналык тармактар аркылуу укмуштай тез тарады. Компаниялар жаныбарлардын уйку безинен инсулинди ири өлчөмдө чыгара баштап, 1920–1930-жылдары тазалыгы жана стандарттары жакшырды. XX кылымдын ортосунда таасир узактыгы ар башка препараттар пайда болуп, 1980-жылдары рекомбинанттык инсулин булагын өзгөрттү. Кийин инсулин калемдери, насостор жана глюкозаны үзгүлтүксүз өлчөөчү сенсорлор кошулду. Муздак чынжыр жана окутуу жеткен жерде адамдар аман калды, жетпеген жерде ажырым сакталып калды.</w:t>
+        <w:t>1922-жылдын январындагы Торонтодогу клиникалык ийгилик медициналык байланыштар аркылуу тез тараган. Компаниялар жаныбарлардын уйку безинен алуу көлөмүн өстүргөн; 1920–1930-жылдары тазалык менен стандартташтыруу жакшырган. Кылымдын ортосундагы курамдар таасирдин узактыгын өзгөрткөн; 1980-жылдары рекомбинанттык өндүрүш, башкача айтканда генетикалык көрсөтмө менен инсулин жасатуу, булакты алмаштырган. Кийин калем-сайгычтар, помпалар жана глюкозаны үзгүлтүксүз өлчөгүчтөр кошулган. Муздак чынжыр менен үйрөтүү жеткен жерде өмүр сакталган; жетпеген жерде боштуктар калган.</w:t>
       </w:r>
     </w:p>
     <w:p>
       <w:pPr>
-        <w:keepNext/>
-        <w:spacing w:before="240" w:after="120"/>
+        <w:pStyle w:val="Heading1"/>
+        <w:widowControl/>
       </w:pPr>
       <w:r>
-        <w:rPr>
-          <w:rFonts w:ascii="Calibri" w:hAnsi="Calibri" w:eastAsia="Calibri"/>
-          <w:b/>
-          <w:i w:val="0"/>
-          <w:color w:val="004E8C"/>
-          <w:sz w:val="28"/>
-        </w:rPr>
-        <w:t>Илимий жактан мааниси</w:t>
+        <w:t>Илим үчүн мааниси</w:t>
       </w:r>
     </w:p>
     <w:p>
       <w:pPr>
-        <w:spacing w:after="160" w:line="276" w:lineRule="auto"/>
+        <w:widowControl/>
       </w:pPr>
       <w:r>
-        <w:rPr>
-          <w:rFonts w:ascii="Calibri" w:hAnsi="Calibri" w:eastAsia="Calibri"/>
-          <w:b w:val="0"/>
-          <w:i w:val="0"/>
-          <w:sz w:val="22"/>
-        </w:rPr>
-        <w:t>Инсулин гормонду бөлүп алып, таасирин өлчөп, жетишпегенде ордун толтурууга болорун далилдеп, эндокринологияга үлгү болду. Анын аминокислоталык ырааты жана кийин аныкталган түзүлүшү белок химиясын өнүктүрдү. Рекомбинанттык өндүрүш биотехнологиянын алгачкы чоң жетишкендиктеринин бири эле. Глюкозанын туруктуулугун түшүндүргөн моделдер бүгүн да инсулин менен ага каршы иштеген гормондорго таянат. Клиника молекулалык затты толуктоо оорунун табигый жүрүшүн өзгөртө аларын көрсөттү.</w:t>
+        <w:t>Инсулин гормонду бөлүп алып, активдүүлүгүн өлчөп, ордун толтурууга болорун далилдеп, гормондор илими — эндокринологияга — үлгү болгон. Аминокислота ырааттуулугу жана кийинки түзүлүштөрү белок химиясын өнүктүргөн. Рекомбинанттык өндүрүш биотехнологиянын алгачкы чоң жетишкендиги болгон. Глюкозанын туруктуу деңгээлин кармоо моделдеринде инсулин жана ага каршы иштеген гормондор негизги орунда. Клиника молекуланы толуктоо оорунун табигый жүрүшүн өзгөртө аларын көрсөткөн.</w:t>
       </w:r>
     </w:p>
     <w:p>
       <w:pPr>
-        <w:keepNext/>
-        <w:spacing w:before="240" w:after="120"/>
+        <w:pStyle w:val="Heading1"/>
+        <w:widowControl/>
       </w:pPr>
       <w:r>
-        <w:rPr>
-          <w:rFonts w:ascii="Calibri" w:hAnsi="Calibri" w:eastAsia="Calibri"/>
-          <w:b/>
-          <w:i w:val="0"/>
-          <w:color w:val="004E8C"/>
-          <w:sz w:val="28"/>
-        </w:rPr>
-        <w:t>Кийинки өнүгүүлөргө тийгизген таасири</w:t>
+        <w:t>Кийинки өнүгүүгө тийгизген таасири</w:t>
       </w:r>
     </w:p>
     <w:p>
       <w:pPr>
-        <w:spacing w:after="160" w:line="276" w:lineRule="auto"/>
+        <w:widowControl/>
       </w:pPr>
       <w:r>
-        <w:rPr>
-          <w:rFonts w:ascii="Calibri" w:hAnsi="Calibri" w:eastAsia="Calibri"/>
-          <w:b w:val="0"/>
-          <w:i w:val="0"/>
-          <w:sz w:val="22"/>
-        </w:rPr>
-        <w:t>Диабетти дарылоо туура тамактануу илимин, узак мөөнөттүү глюкоза көзөмөлүн жана жүрөк-кан тамыр коркунучун башкарууну өнүктүрдү. Инсулин аналогдорун түзүү молекуланын түзүлүшүн өзгөртүп, таасиринин башталышы менен чокусун башкарууну үйрөттү. Уйку безинин аралча клеткалары жана өзөк клеткалар боюнча изилдөөлөр сайманы керексиз кыла турган айыктырууну издейт. Инсулиндин баасы тууралуу коомдук талаш анын алмашкыс маанисин көрсөтөт. Кийинки өнөкөт оорулар медицинасы да жетишпеген затты толуктоо логикасын колдонду.</w:t>
+        <w:t>Диабетке жардам тамактануу илимин, узак мөөнөт кант көзөмөлүн жана узак жашаган бейтаптын жүрөк-кан тамыр тобокелдигин башкарууну өстүргөн. Аналог долбоорлоо түзүлүштү өзгөртүү аркылуу таасир чокусунун убактысын жөнгө салууну үйрөткөн. Уйку безинин аралчалары жана өзөк клеткалар боюнча иштер ийне муктаждыгын жойгон айыгууну издейт. Баа тууралуу талаш инсулиндин алмашкыс экенин чагылдырат. Кийинки өнөкөт оору медицинасы «жетишпегенди толуктоо» логикасын колдонгон.</w:t>
       </w:r>
     </w:p>
     <w:p>
       <w:pPr>
-        <w:keepNext/>
-        <w:spacing w:before="240" w:after="120"/>
+        <w:pStyle w:val="Heading1"/>
+        <w:widowControl/>
       </w:pPr>
       <w:r>
-        <w:rPr>
-          <w:rFonts w:ascii="Calibri" w:hAnsi="Calibri" w:eastAsia="Calibri"/>
-          <w:b/>
-          <w:i w:val="0"/>
-          <w:color w:val="004E8C"/>
-          <w:sz w:val="28"/>
-        </w:rPr>
-        <w:t>Адамдардын жашоосун кантип өзгөрткөн</w:t>
+        <w:t>Адамдардын жашоосун кантип өзгөрткөн?</w:t>
       </w:r>
     </w:p>
     <w:p>
       <w:pPr>
-        <w:spacing w:after="160" w:line="276" w:lineRule="auto"/>
+        <w:widowControl/>
       </w:pPr>
       <w:r>
-        <w:rPr>
-          <w:rFonts w:ascii="Calibri" w:hAnsi="Calibri" w:eastAsia="Calibri"/>
-          <w:b w:val="0"/>
-          <w:i w:val="0"/>
-          <w:sz w:val="22"/>
-        </w:rPr>
-        <w:t>Мурда диагноздон кийин бир нече айда каза болчу балдар эми чоңоюп жетиле алды, бирок дайыма этият болууга тийиш эле. Тамак, кыймыл жана уйку инсулин дозасы менен шайкеш пландала баштады. Ыраазычылык менен кошо коомдук уят, кандагы канттын өтө төмөндөшү жана өзүн күн сайын кароо түйшүгү келди. Үй-бүлөлөр адегенде шприц, кийин сенсорлордун айланасында жашоосун уюштурушту. Тез өлүмгө алып келген дарт өмүр бою тең салмак сактоочу көндүмгө айланды, бирок дүйнөнүн дарыканаларында ал мүмкүнчүлүк бирдей жеткиликтүү эмес.</w:t>
+        <w:t>Диагноздон кийин айлар ичинде өлүп калышы мүмкүн болгон балдар чоңоюуга мүмкүнчүлүк алган, бирок дайыма көзөмөл керек болгон. Тамак, көнүгүү жана уйку дозага жараша пландалган. Ыраазычылык менен кошо басмырлоо, канттын өтө төмөндөшү жана өзүн кароонун түйшүгү келген. Үй-бүлөнүн тартиби шприцке, кийин сенсорго ылайык уюшулган. Тез өлүмгө өкүмдөй көрүнгөн оору өмүр бою тең салмак сактоо ишине айланган; бирок каражат дүйнөнүн дарыканаларында бирдей жеткиликтүү эмес.</w:t>
       </w:r>
     </w:p>
     <w:p>
       <w:pPr>
-        <w:keepNext/>
-        <w:spacing w:before="240" w:after="120"/>
+        <w:pStyle w:val="Heading1"/>
+        <w:widowControl/>
       </w:pPr>
       <w:r>
-        <w:rPr>
-          <w:rFonts w:ascii="Calibri" w:hAnsi="Calibri" w:eastAsia="Calibri"/>
-          <w:b/>
-          <w:i w:val="0"/>
-          <w:color w:val="004E8C"/>
-          <w:sz w:val="28"/>
-        </w:rPr>
-        <w:t>Булактар жана шилтемелер</w:t>
+        <w:t>Булактар жана кошумча окуу</w:t>
       </w:r>
     </w:p>
     <w:p>
       <w:pPr>
-        <w:keepNext/>
-        <w:spacing w:before="240" w:after="120"/>
+        <w:pStyle w:val="Heading2"/>
+        <w:widowControl/>
       </w:pPr>
       <w:r>
         <w:rPr>
-          <w:rFonts w:ascii="Calibri" w:hAnsi="Calibri" w:eastAsia="Calibri"/>
-          <w:b/>
-          <w:i w:val="0"/>
-          <w:color w:val="004E8C"/>
-          <w:sz w:val="24"/>
+          <w:sz w:val="20"/>
         </w:rPr>
-        <w:t>A. Китептер жана негизги илимий эмгектер</w:t>
+        <w:t>Китептер жана негизги илимий эмгектер</w:t>
       </w:r>
     </w:p>
     <w:p>
       <w:pPr>
-        <w:spacing w:after="80"/>
-        <w:ind w:left="360"/>
+        <w:widowControl/>
       </w:pPr>
       <w:r>
         <w:rPr>
-          <w:rFonts w:ascii="Calibri" w:hAnsi="Calibri" w:eastAsia="Calibri"/>
-          <w:b w:val="0"/>
-          <w:i w:val="0"/>
-          <w:sz w:val="22"/>
+          <w:sz w:val="20"/>
         </w:rPr>
         <w:t>1. Bliss, Michael. The Discovery of Insulin. 25th anniversary ed. Chicago: University of Chicago Press, 2007.</w:t>
       </w:r>
     </w:p>
     <w:p>
       <w:pPr>
-        <w:keepNext/>
-        <w:spacing w:before="240" w:after="120"/>
+        <w:pStyle w:val="Heading2"/>
+        <w:widowControl/>
       </w:pPr>
       <w:r>
         <w:rPr>
-          <w:rFonts w:ascii="Calibri" w:hAnsi="Calibri" w:eastAsia="Calibri"/>
-          <w:b/>
-          <w:i w:val="0"/>
-          <w:color w:val="004E8C"/>
-          <w:sz w:val="24"/>
+          <w:sz w:val="20"/>
         </w:rPr>
-        <w:t>C. Мекемелердин материалдары жана энциклопедиялык булактар</w:t>
+        <w:t>Уюмдардын жана энциклопедиялардын материалдары</w:t>
       </w:r>
     </w:p>
     <w:p>
       <w:pPr>
-        <w:spacing w:after="80"/>
-        <w:ind w:left="360"/>
+        <w:widowControl/>
       </w:pPr>
       <w:r>
         <w:rPr>
-          <w:rFonts w:ascii="Calibri" w:hAnsi="Calibri" w:eastAsia="Calibri"/>
-          <w:b w:val="0"/>
-          <w:i w:val="0"/>
-          <w:sz w:val="22"/>
+          <w:sz w:val="20"/>
         </w:rPr>
-        <w:t>1. Encyclopaedia Britannica. «Инсулин».</w:t>
-      </w:r>
-      <w:r>
-        <w:rPr>
-          <w:rFonts w:ascii="Calibri" w:hAnsi="Calibri" w:eastAsia="Calibri"/>
-          <w:b w:val="0"/>
-          <w:i w:val="0"/>
-          <w:sz w:val="22"/>
-        </w:rPr>
-        <w:t xml:space="preserve"> </w:t>
+        <w:t xml:space="preserve">1. Encyclopaedia Britannica. 'Insulin.' </w:t>
       </w:r>
       <w:hyperlink r:id="rId9">
         <w:r>
           <w:rPr>
-            <w:rFonts w:ascii="Calibri" w:hAnsi="Calibri" w:eastAsia="Calibri"/>
-            <w:b w:val="0"/>
-            <w:i w:val="0"/>
-            <w:sz w:val="22"/>
-            <w:color w:val="0563C1"/>
-            <w:u w:val="single"/>
+            <w:sz w:val="20"/>
           </w:rPr>
           <w:t>https://www.britannica.com/science/insulin</w:t>
         </w:r>
       </w:hyperlink>
+      <w:r>
+        <w:rPr>
+          <w:sz w:val="20"/>
+        </w:rPr>
+      </w:r>
     </w:p>
     <w:p>
       <w:pPr>
-        <w:spacing w:after="80"/>
-        <w:ind w:left="360"/>
+        <w:widowControl/>
       </w:pPr>
       <w:r>
         <w:rPr>
-          <w:rFonts w:ascii="Calibri" w:hAnsi="Calibri" w:eastAsia="Calibri"/>
-          <w:b w:val="0"/>
-          <w:i w:val="0"/>
-          <w:sz w:val="22"/>
+          <w:sz w:val="20"/>
         </w:rPr>
-        <w:t>2. Encyclopaedia Britannica. «Фредерик Бантинг».</w:t>
-      </w:r>
-      <w:r>
-        <w:rPr>
-          <w:rFonts w:ascii="Calibri" w:hAnsi="Calibri" w:eastAsia="Calibri"/>
-          <w:b w:val="0"/>
-          <w:i w:val="0"/>
-          <w:sz w:val="22"/>
-        </w:rPr>
-        <w:t xml:space="preserve"> </w:t>
+        <w:t xml:space="preserve">2. Encyclopaedia Britannica. 'Frederick Banting.' </w:t>
       </w:r>
       <w:hyperlink r:id="rId10">
         <w:r>
           <w:rPr>
-            <w:rFonts w:ascii="Calibri" w:hAnsi="Calibri" w:eastAsia="Calibri"/>
-            <w:b w:val="0"/>
-            <w:i w:val="0"/>
-            <w:sz w:val="22"/>
-            <w:color w:val="0563C1"/>
-            <w:u w:val="single"/>
+            <w:sz w:val="20"/>
           </w:rPr>
           <w:t>https://www.britannica.com/biography/Frederick-Grant-Banting</w:t>
         </w:r>
       </w:hyperlink>
-    </w:p>
-    <w:p>
-      <w:pPr>
-        <w:keepNext/>
-        <w:spacing w:before="240" w:after="120"/>
-      </w:pPr>
       <w:r>
         <w:rPr>
-          <w:rFonts w:ascii="Calibri" w:hAnsi="Calibri" w:eastAsia="Calibri"/>
-          <w:b/>
-          <w:i w:val="0"/>
-          <w:color w:val="004E8C"/>
-          <w:sz w:val="24"/>
+          <w:sz w:val="20"/>
         </w:rPr>
-        <w:t>D. Музейлердин, архивдердин жана китепканалардын материалдары</w:t>
       </w:r>
     </w:p>
     <w:p>
       <w:pPr>
-        <w:spacing w:after="80"/>
-        <w:ind w:left="360"/>
+        <w:pStyle w:val="Heading2"/>
+        <w:widowControl/>
       </w:pPr>
       <w:r>
         <w:rPr>
-          <w:rFonts w:ascii="Calibri" w:hAnsi="Calibri" w:eastAsia="Calibri"/>
-          <w:b w:val="0"/>
-          <w:i w:val="0"/>
-          <w:sz w:val="22"/>
+          <w:sz w:val="20"/>
         </w:rPr>
-        <w:t>1. University of Toronto. Инсулиндин ачылышы жана алгачкы өнүгүшү боюнча архив.</w:t>
+        <w:t>Музейлердин, архивдердин жана китепканалардын материалдары</w:t>
       </w:r>
+    </w:p>
+    <w:p>
+      <w:pPr>
+        <w:widowControl/>
+      </w:pPr>
       <w:r>
         <w:rPr>
-          <w:rFonts w:ascii="Calibri" w:hAnsi="Calibri" w:eastAsia="Calibri"/>
-          <w:b w:val="0"/>
-          <w:i w:val="0"/>
-          <w:sz w:val="22"/>
+          <w:sz w:val="20"/>
         </w:rPr>
-        <w:t xml:space="preserve"> </w:t>
+        <w:t xml:space="preserve">1. University of Toronto. The Discovery and Early Development of Insulin archives. </w:t>
       </w:r>
       <w:hyperlink r:id="rId11">
         <w:r>
           <w:rPr>
-            <w:rFonts w:ascii="Calibri" w:hAnsi="Calibri" w:eastAsia="Calibri"/>
-            <w:b w:val="0"/>
-            <w:i w:val="0"/>
-            <w:sz w:val="22"/>
-            <w:color w:val="0563C1"/>
-            <w:u w:val="single"/>
+            <w:sz w:val="20"/>
           </w:rPr>
           <w:t>https://insulin.library.utoronto.ca/</w:t>
         </w:r>
       </w:hyperlink>
+      <w:r>
+        <w:rPr>
+          <w:sz w:val="20"/>
+        </w:rPr>
+      </w:r>
     </w:p>
     <w:p>
       <w:pPr>
-        <w:spacing w:after="80"/>
-        <w:ind w:left="360"/>
+        <w:widowControl/>
       </w:pPr>
       <w:r>
         <w:rPr>
-          <w:rFonts w:ascii="Calibri" w:hAnsi="Calibri" w:eastAsia="Calibri"/>
-          <w:b w:val="0"/>
-          <w:i w:val="0"/>
-          <w:sz w:val="22"/>
+          <w:sz w:val="20"/>
         </w:rPr>
-        <w:t>2. Nobel Prize. 1923-жылдагы физиология же медицина боюнча Нобель сыйлыгы (Бантинг жана Маклеод).</w:t>
-      </w:r>
-      <w:r>
-        <w:rPr>
-          <w:rFonts w:ascii="Calibri" w:hAnsi="Calibri" w:eastAsia="Calibri"/>
-          <w:b w:val="0"/>
-          <w:i w:val="0"/>
-          <w:sz w:val="22"/>
-        </w:rPr>
-        <w:t xml:space="preserve"> </w:t>
+        <w:t xml:space="preserve">2. Nobel Prize. Physiology or Medicine 1923 (Banting and Macleod). </w:t>
       </w:r>
       <w:hyperlink r:id="rId12">
         <w:r>
           <w:rPr>
-            <w:rFonts w:ascii="Calibri" w:hAnsi="Calibri" w:eastAsia="Calibri"/>
-            <w:b w:val="0"/>
-            <w:i w:val="0"/>
-            <w:sz w:val="22"/>
-            <w:color w:val="0563C1"/>
-            <w:u w:val="single"/>
+            <w:sz w:val="20"/>
           </w:rPr>
           <w:t>https://www.nobelprize.org/prizes/medicine/1923/summary/</w:t>
         </w:r>
       </w:hyperlink>
+      <w:r>
+        <w:rPr>
+          <w:sz w:val="20"/>
+        </w:rPr>
+      </w:r>
     </w:p>
     <w:sectPr>
-      <w:pgSz w:w="12240" w:h="15840"/>
-      <w:pgMar w:top="1296" w:right="1440" w:bottom="1296" w:left="1440" w:header="720" w:footer="720" w:gutter="0"/>
+      <w:footerReference w:type="default" r:id="rId13"/>
+      <w:pgSz w:w="11906" w:h="16838"/>
+      <w:pgMar w:top="1020" w:right="1134" w:bottom="1020" w:left="1134" w:header="720" w:footer="720" w:gutter="0"/>
       <w:cols w:space="720"/>
       <w:docGrid w:linePitch="360"/>
     </w:sectPr>
   </w:body>
 </w:document>
+</file>
+
+<file path=word/footer1.xml><?xml version="1.0" encoding="utf-8"?>
+<w:ftr xmlns:m="http://schemas.openxmlformats.org/officeDocument/2006/math" xmlns:mc="http://schemas.openxmlformats.org/markup-compatibility/2006" xmlns:mo="http://schemas.microsoft.com/office/mac/office/2008/main" xmlns:mv="urn:schemas-microsoft-com:mac:vml" xmlns:o="urn:schemas-microsoft-com:office:office" xmlns:r="http://schemas.openxmlformats.org/officeDocument/2006/relationships" xmlns:v="urn:schemas-microsoft-com:vml" xmlns:w10="urn:schemas-microsoft-com:office:word" xmlns:w14="http://schemas.microsoft.com/office/word/2010/wordml" xmlns:w="http://schemas.openxmlformats.org/wordprocessingml/2006/main" xmlns:wne="http://schemas.microsoft.com/office/word/2006/wordml" xmlns:wp14="http://schemas.microsoft.com/office/word/2010/wordprocessingDrawing" xmlns:wp="http://schemas.openxmlformats.org/drawingml/2006/wordprocessingDrawing" xmlns:wpc="http://schemas.microsoft.com/office/word/2010/wordprocessingCanvas" xmlns:wpg="http://schemas.microsoft.com/office/word/2010/wordprocessingGroup" xmlns:wpi="http://schemas.microsoft.com/office/word/2010/wordprocessingInk" xmlns:wps="http://schemas.microsoft.com/office/word/2010/wordprocessingShape" mc:Ignorable="w14 wp14">
+  <w:p>
+    <w:pPr>
+      <w:pStyle w:val="Footer"/>
+      <w:jc w:val="right"/>
+    </w:pPr>
+    <w:fldSimple w:instr="PAGE"/>
+  </w:p>
+</w:ftr>
 </file>
 
 <file path=word/numbering.xml><?xml version="1.0" encoding="utf-8"?>
@@ -772,7 +582,7 @@
   <w:docDefaults>
     <w:rPrDefault>
       <w:rPr>
-        <w:rFonts w:asciiTheme="minorHAnsi" w:eastAsiaTheme="minorEastAsia" w:hAnsiTheme="minorHAnsi" w:cstheme="minorBidi"/>
+        <w:rFonts/>
         <w:sz w:val="22"/>
         <w:szCs w:val="22"/>
         <w:lang w:val="en-US" w:eastAsia="en-US" w:bidi="ar-SA"/>
@@ -927,6 +737,15 @@
     <w:name w:val="Normal"/>
     <w:qFormat/>
     <w:rsid w:val="00FC693F"/>
+    <w:pPr>
+      <w:spacing w:after="120" w:line="259" w:lineRule="auto"/>
+    </w:pPr>
+    <w:rPr>
+      <w:rFonts w:ascii="Times New Roman" w:hAnsi="Times New Roman"/>
+      <w:color w:val="000000"/>
+      <w:sz w:val="24"/>
+      <w:lang w:val="ky-KG"/>
+    </w:rPr>
   </w:style>
   <w:style w:type="paragraph" w:styleId="Header">
     <w:name w:val="header"/>
@@ -983,16 +802,17 @@
     <w:pPr>
       <w:keepNext/>
       <w:keepLines/>
-      <w:spacing w:before="480" w:after="0"/>
+      <w:spacing w:before="480" w:after="120" w:line="259" w:lineRule="auto"/>
       <w:outlineLvl w:val="0"/>
     </w:pPr>
     <w:rPr>
-      <w:rFonts w:asciiTheme="majorHAnsi" w:eastAsiaTheme="majorEastAsia" w:hAnsiTheme="majorHAnsi" w:cstheme="majorBidi"/>
+      <w:rFonts w:ascii="Times New Roman" w:hAnsi="Times New Roman"/>
       <w:b/>
       <w:bCs/>
-      <w:color w:val="365F91" w:themeColor="accent1" w:themeShade="BF"/>
-      <w:sz w:val="28"/>
+      <w:color w:val="000000"/>
+      <w:sz w:val="26"/>
       <w:szCs w:val="28"/>
+      <w:lang w:val="ky-KG"/>
     </w:rPr>
   </w:style>
   <w:style w:type="paragraph" w:styleId="Heading2">
@@ -1007,16 +827,17 @@
     <w:pPr>
       <w:keepNext/>
       <w:keepLines/>
-      <w:spacing w:before="200" w:after="0"/>
+      <w:spacing w:before="200" w:after="120" w:line="259" w:lineRule="auto"/>
       <w:outlineLvl w:val="1"/>
     </w:pPr>
     <w:rPr>
-      <w:rFonts w:asciiTheme="majorHAnsi" w:eastAsiaTheme="majorEastAsia" w:hAnsiTheme="majorHAnsi" w:cstheme="majorBidi"/>
+      <w:rFonts w:ascii="Times New Roman" w:hAnsi="Times New Roman"/>
       <w:b/>
       <w:bCs/>
-      <w:color w:val="4F81BD" w:themeColor="accent1"/>
+      <w:color w:val="000000"/>
       <w:sz w:val="26"/>
       <w:szCs w:val="26"/>
+      <w:lang w:val="ky-KG"/>
     </w:rPr>
   </w:style>
   <w:style w:type="paragraph" w:styleId="Heading3">
@@ -1035,7 +856,7 @@
       <w:outlineLvl w:val="2"/>
     </w:pPr>
     <w:rPr>
-      <w:rFonts w:asciiTheme="majorHAnsi" w:eastAsiaTheme="majorEastAsia" w:hAnsiTheme="majorHAnsi" w:cstheme="majorBidi"/>
+      <w:rFonts/>
       <w:b/>
       <w:bCs/>
       <w:color w:val="4F81BD" w:themeColor="accent1"/>
@@ -1058,7 +879,7 @@
       <w:outlineLvl w:val="3"/>
     </w:pPr>
     <w:rPr>
-      <w:rFonts w:asciiTheme="majorHAnsi" w:eastAsiaTheme="majorEastAsia" w:hAnsiTheme="majorHAnsi" w:cstheme="majorBidi"/>
+      <w:rFonts/>
       <w:b/>
       <w:bCs/>
       <w:i/>
@@ -1083,7 +904,7 @@
       <w:outlineLvl w:val="4"/>
     </w:pPr>
     <w:rPr>
-      <w:rFonts w:asciiTheme="majorHAnsi" w:eastAsiaTheme="majorEastAsia" w:hAnsiTheme="majorHAnsi" w:cstheme="majorBidi"/>
+      <w:rFonts/>
       <w:color w:val="243F60" w:themeColor="accent1" w:themeShade="7F"/>
     </w:rPr>
   </w:style>
@@ -1104,7 +925,7 @@
       <w:outlineLvl w:val="5"/>
     </w:pPr>
     <w:rPr>
-      <w:rFonts w:asciiTheme="majorHAnsi" w:eastAsiaTheme="majorEastAsia" w:hAnsiTheme="majorHAnsi" w:cstheme="majorBidi"/>
+      <w:rFonts/>
       <w:i/>
       <w:iCs/>
       <w:color w:val="243F60" w:themeColor="accent1" w:themeShade="7F"/>
@@ -1127,7 +948,7 @@
       <w:outlineLvl w:val="6"/>
     </w:pPr>
     <w:rPr>
-      <w:rFonts w:asciiTheme="majorHAnsi" w:eastAsiaTheme="majorEastAsia" w:hAnsiTheme="majorHAnsi" w:cstheme="majorBidi"/>
+      <w:rFonts/>
       <w:i/>
       <w:iCs/>
       <w:color w:val="404040" w:themeColor="text1" w:themeTint="BF"/>
@@ -1150,7 +971,7 @@
       <w:outlineLvl w:val="7"/>
     </w:pPr>
     <w:rPr>
-      <w:rFonts w:asciiTheme="majorHAnsi" w:eastAsiaTheme="majorEastAsia" w:hAnsiTheme="majorHAnsi" w:cstheme="majorBidi"/>
+      <w:rFonts/>
       <w:color w:val="4F81BD" w:themeColor="accent1"/>
       <w:sz w:val="20"/>
       <w:szCs w:val="20"/>
@@ -1173,7 +994,7 @@
       <w:outlineLvl w:val="8"/>
     </w:pPr>
     <w:rPr>
-      <w:rFonts w:asciiTheme="majorHAnsi" w:eastAsiaTheme="majorEastAsia" w:hAnsiTheme="majorHAnsi" w:cstheme="majorBidi"/>
+      <w:rFonts/>
       <w:i/>
       <w:iCs/>
       <w:color w:val="404040" w:themeColor="text1" w:themeTint="BF"/>
@@ -1224,7 +1045,7 @@
     <w:uiPriority w:val="9"/>
     <w:rsid w:val="00FC693F"/>
     <w:rPr>
-      <w:rFonts w:asciiTheme="majorHAnsi" w:eastAsiaTheme="majorEastAsia" w:hAnsiTheme="majorHAnsi" w:cstheme="majorBidi"/>
+      <w:rFonts/>
       <w:b/>
       <w:bCs/>
       <w:color w:val="365F91" w:themeColor="accent1" w:themeShade="BF"/>
@@ -1239,7 +1060,7 @@
     <w:uiPriority w:val="9"/>
     <w:rsid w:val="00FC693F"/>
     <w:rPr>
-      <w:rFonts w:asciiTheme="majorHAnsi" w:eastAsiaTheme="majorEastAsia" w:hAnsiTheme="majorHAnsi" w:cstheme="majorBidi"/>
+      <w:rFonts/>
       <w:b/>
       <w:bCs/>
       <w:color w:val="4F81BD" w:themeColor="accent1"/>
@@ -1254,7 +1075,7 @@
     <w:uiPriority w:val="9"/>
     <w:rsid w:val="00FC693F"/>
     <w:rPr>
-      <w:rFonts w:asciiTheme="majorHAnsi" w:eastAsiaTheme="majorEastAsia" w:hAnsiTheme="majorHAnsi" w:cstheme="majorBidi"/>
+      <w:rFonts/>
       <w:b/>
       <w:bCs/>
       <w:color w:val="4F81BD" w:themeColor="accent1"/>
@@ -1269,19 +1090,17 @@
     <w:qFormat/>
     <w:rsid w:val="00FC693F"/>
     <w:pPr>
-      <w:pBdr>
-        <w:bottom w:val="single" w:sz="8" w:space="4" w:color="4F81BD" w:themeColor="accent1"/>
-      </w:pBdr>
-      <w:spacing w:after="300" w:line="240" w:lineRule="auto"/>
+      <w:spacing w:after="120" w:line="259" w:lineRule="auto"/>
       <w:contextualSpacing/>
     </w:pPr>
     <w:rPr>
-      <w:rFonts w:asciiTheme="majorHAnsi" w:eastAsiaTheme="majorEastAsia" w:hAnsiTheme="majorHAnsi" w:cstheme="majorBidi"/>
-      <w:color w:val="17365D" w:themeColor="text2" w:themeShade="BF"/>
+      <w:rFonts w:ascii="Times New Roman" w:hAnsi="Times New Roman"/>
+      <w:color w:val="000000"/>
       <w:spacing w:val="5"/>
       <w:kern w:val="28"/>
-      <w:sz w:val="52"/>
+      <w:sz w:val="40"/>
       <w:szCs w:val="52"/>
+      <w:lang w:val="ky-KG"/>
     </w:rPr>
   </w:style>
   <w:style w:type="character" w:customStyle="1" w:styleId="TitleChar">
@@ -1291,7 +1110,7 @@
     <w:uiPriority w:val="10"/>
     <w:rsid w:val="00FC693F"/>
     <w:rPr>
-      <w:rFonts w:asciiTheme="majorHAnsi" w:eastAsiaTheme="majorEastAsia" w:hAnsiTheme="majorHAnsi" w:cstheme="majorBidi"/>
+      <w:rFonts/>
       <w:color w:val="17365D" w:themeColor="text2" w:themeShade="BF"/>
       <w:spacing w:val="5"/>
       <w:kern w:val="28"/>
@@ -1313,7 +1132,7 @@
       </w:numPr>
     </w:pPr>
     <w:rPr>
-      <w:rFonts w:asciiTheme="majorHAnsi" w:eastAsiaTheme="majorEastAsia" w:hAnsiTheme="majorHAnsi" w:cstheme="majorBidi"/>
+      <w:rFonts/>
       <w:i/>
       <w:iCs/>
       <w:color w:val="4F81BD" w:themeColor="accent1"/>
@@ -1329,7 +1148,7 @@
     <w:uiPriority w:val="11"/>
     <w:rsid w:val="00FC693F"/>
     <w:rPr>
-      <w:rFonts w:asciiTheme="majorHAnsi" w:eastAsiaTheme="majorEastAsia" w:hAnsiTheme="majorHAnsi" w:cstheme="majorBidi"/>
+      <w:rFonts/>
       <w:i/>
       <w:iCs/>
       <w:color w:val="4F81BD" w:themeColor="accent1"/>
@@ -1454,8 +1273,15 @@
       <w:numPr>
         <w:numId w:val="1"/>
       </w:numPr>
+      <w:spacing w:after="120" w:line="259" w:lineRule="auto"/>
       <w:contextualSpacing/>
     </w:pPr>
+    <w:rPr>
+      <w:rFonts w:ascii="Times New Roman" w:hAnsi="Times New Roman"/>
+      <w:color w:val="000000"/>
+      <w:sz w:val="24"/>
+      <w:lang w:val="ky-KG"/>
+    </w:rPr>
   </w:style>
   <w:style w:type="paragraph" w:styleId="ListBullet2">
     <w:name w:val="List Bullet 2"/>
@@ -1627,7 +1453,7 @@
     <w:semiHidden/>
     <w:rsid w:val="00FC693F"/>
     <w:rPr>
-      <w:rFonts w:asciiTheme="majorHAnsi" w:eastAsiaTheme="majorEastAsia" w:hAnsiTheme="majorHAnsi" w:cstheme="majorBidi"/>
+      <w:rFonts/>
       <w:b/>
       <w:bCs/>
       <w:i/>
@@ -1643,7 +1469,7 @@
     <w:semiHidden/>
     <w:rsid w:val="00FC693F"/>
     <w:rPr>
-      <w:rFonts w:asciiTheme="majorHAnsi" w:eastAsiaTheme="majorEastAsia" w:hAnsiTheme="majorHAnsi" w:cstheme="majorBidi"/>
+      <w:rFonts/>
       <w:color w:val="243F60" w:themeColor="accent1" w:themeShade="7F"/>
     </w:rPr>
   </w:style>
@@ -1655,7 +1481,7 @@
     <w:semiHidden/>
     <w:rsid w:val="00FC693F"/>
     <w:rPr>
-      <w:rFonts w:asciiTheme="majorHAnsi" w:eastAsiaTheme="majorEastAsia" w:hAnsiTheme="majorHAnsi" w:cstheme="majorBidi"/>
+      <w:rFonts/>
       <w:i/>
       <w:iCs/>
       <w:color w:val="243F60" w:themeColor="accent1" w:themeShade="7F"/>
@@ -1669,7 +1495,7 @@
     <w:semiHidden/>
     <w:rsid w:val="00FC693F"/>
     <w:rPr>
-      <w:rFonts w:asciiTheme="majorHAnsi" w:eastAsiaTheme="majorEastAsia" w:hAnsiTheme="majorHAnsi" w:cstheme="majorBidi"/>
+      <w:rFonts/>
       <w:i/>
       <w:iCs/>
       <w:color w:val="404040" w:themeColor="text1" w:themeTint="BF"/>
@@ -1683,7 +1509,7 @@
     <w:semiHidden/>
     <w:rsid w:val="00FC693F"/>
     <w:rPr>
-      <w:rFonts w:asciiTheme="majorHAnsi" w:eastAsiaTheme="majorEastAsia" w:hAnsiTheme="majorHAnsi" w:cstheme="majorBidi"/>
+      <w:rFonts/>
       <w:color w:val="4F81BD" w:themeColor="accent1"/>
       <w:sz w:val="20"/>
       <w:szCs w:val="20"/>
@@ -1697,7 +1523,7 @@
     <w:semiHidden/>
     <w:rsid w:val="00FC693F"/>
     <w:rPr>
-      <w:rFonts w:asciiTheme="majorHAnsi" w:eastAsiaTheme="majorEastAsia" w:hAnsiTheme="majorHAnsi" w:cstheme="majorBidi"/>
+      <w:rFonts/>
       <w:i/>
       <w:iCs/>
       <w:color w:val="404040" w:themeColor="text1" w:themeTint="BF"/>
@@ -1756,9 +1582,6 @@
     <w:qFormat/>
     <w:rsid w:val="00FC693F"/>
     <w:pPr>
-      <w:pBdr>
-        <w:bottom w:val="single" w:sz="4" w:space="4" w:color="4F81BD" w:themeColor="accent1"/>
-      </w:pBdr>
       <w:spacing w:before="200" w:after="280"/>
       <w:ind w:left="936" w:right="936"/>
     </w:pPr>
@@ -3286,7 +3109,7 @@
         <w:spacing w:before="0" w:after="0" w:line="240" w:lineRule="auto"/>
       </w:pPr>
       <w:rPr>
-        <w:rFonts w:asciiTheme="majorHAnsi" w:eastAsiaTheme="majorEastAsia" w:hAnsiTheme="majorHAnsi" w:cstheme="majorBidi"/>
+        <w:rFonts/>
         <w:b/>
         <w:bCs/>
       </w:rPr>
@@ -3307,7 +3130,7 @@
         <w:spacing w:before="0" w:after="0" w:line="240" w:lineRule="auto"/>
       </w:pPr>
       <w:rPr>
-        <w:rFonts w:asciiTheme="majorHAnsi" w:eastAsiaTheme="majorEastAsia" w:hAnsiTheme="majorHAnsi" w:cstheme="majorBidi"/>
+        <w:rFonts/>
         <w:b/>
         <w:bCs/>
       </w:rPr>
@@ -3325,14 +3148,14 @@
     </w:tblStylePr>
     <w:tblStylePr w:type="firstCol">
       <w:rPr>
-        <w:rFonts w:asciiTheme="majorHAnsi" w:eastAsiaTheme="majorEastAsia" w:hAnsiTheme="majorHAnsi" w:cstheme="majorBidi"/>
+        <w:rFonts/>
         <w:b/>
         <w:bCs/>
       </w:rPr>
     </w:tblStylePr>
     <w:tblStylePr w:type="lastCol">
       <w:rPr>
-        <w:rFonts w:asciiTheme="majorHAnsi" w:eastAsiaTheme="majorEastAsia" w:hAnsiTheme="majorHAnsi" w:cstheme="majorBidi"/>
+        <w:rFonts/>
         <w:b/>
         <w:bCs/>
       </w:rPr>
@@ -3416,7 +3239,7 @@
         <w:spacing w:before="0" w:after="0" w:line="240" w:lineRule="auto"/>
       </w:pPr>
       <w:rPr>
-        <w:rFonts w:asciiTheme="majorHAnsi" w:eastAsiaTheme="majorEastAsia" w:hAnsiTheme="majorHAnsi" w:cstheme="majorBidi"/>
+        <w:rFonts/>
         <w:b/>
         <w:bCs/>
       </w:rPr>
@@ -3437,7 +3260,7 @@
         <w:spacing w:before="0" w:after="0" w:line="240" w:lineRule="auto"/>
       </w:pPr>
       <w:rPr>
-        <w:rFonts w:asciiTheme="majorHAnsi" w:eastAsiaTheme="majorEastAsia" w:hAnsiTheme="majorHAnsi" w:cstheme="majorBidi"/>
+        <w:rFonts/>
         <w:b/>
         <w:bCs/>
       </w:rPr>
@@ -3455,14 +3278,14 @@
     </w:tblStylePr>
     <w:tblStylePr w:type="firstCol">
       <w:rPr>
-        <w:rFonts w:asciiTheme="majorHAnsi" w:eastAsiaTheme="majorEastAsia" w:hAnsiTheme="majorHAnsi" w:cstheme="majorBidi"/>
+        <w:rFonts/>
         <w:b/>
         <w:bCs/>
       </w:rPr>
     </w:tblStylePr>
     <w:tblStylePr w:type="lastCol">
       <w:rPr>
-        <w:rFonts w:asciiTheme="majorHAnsi" w:eastAsiaTheme="majorEastAsia" w:hAnsiTheme="majorHAnsi" w:cstheme="majorBidi"/>
+        <w:rFonts/>
         <w:b/>
         <w:bCs/>
       </w:rPr>
@@ -3546,7 +3369,7 @@
         <w:spacing w:before="0" w:after="0" w:line="240" w:lineRule="auto"/>
       </w:pPr>
       <w:rPr>
-        <w:rFonts w:asciiTheme="majorHAnsi" w:eastAsiaTheme="majorEastAsia" w:hAnsiTheme="majorHAnsi" w:cstheme="majorBidi"/>
+        <w:rFonts/>
         <w:b/>
         <w:bCs/>
       </w:rPr>
@@ -3567,7 +3390,7 @@
         <w:spacing w:before="0" w:after="0" w:line="240" w:lineRule="auto"/>
       </w:pPr>
       <w:rPr>
-        <w:rFonts w:asciiTheme="majorHAnsi" w:eastAsiaTheme="majorEastAsia" w:hAnsiTheme="majorHAnsi" w:cstheme="majorBidi"/>
+        <w:rFonts/>
         <w:b/>
         <w:bCs/>
       </w:rPr>
@@ -3585,14 +3408,14 @@
     </w:tblStylePr>
     <w:tblStylePr w:type="firstCol">
       <w:rPr>
-        <w:rFonts w:asciiTheme="majorHAnsi" w:eastAsiaTheme="majorEastAsia" w:hAnsiTheme="majorHAnsi" w:cstheme="majorBidi"/>
+        <w:rFonts/>
         <w:b/>
         <w:bCs/>
       </w:rPr>
     </w:tblStylePr>
     <w:tblStylePr w:type="lastCol">
       <w:rPr>
-        <w:rFonts w:asciiTheme="majorHAnsi" w:eastAsiaTheme="majorEastAsia" w:hAnsiTheme="majorHAnsi" w:cstheme="majorBidi"/>
+        <w:rFonts/>
         <w:b/>
         <w:bCs/>
       </w:rPr>
@@ -3676,7 +3499,7 @@
         <w:spacing w:before="0" w:after="0" w:line="240" w:lineRule="auto"/>
       </w:pPr>
       <w:rPr>
-        <w:rFonts w:asciiTheme="majorHAnsi" w:eastAsiaTheme="majorEastAsia" w:hAnsiTheme="majorHAnsi" w:cstheme="majorBidi"/>
+        <w:rFonts/>
         <w:b/>
         <w:bCs/>
       </w:rPr>
@@ -3697,7 +3520,7 @@
         <w:spacing w:before="0" w:after="0" w:line="240" w:lineRule="auto"/>
       </w:pPr>
       <w:rPr>
-        <w:rFonts w:asciiTheme="majorHAnsi" w:eastAsiaTheme="majorEastAsia" w:hAnsiTheme="majorHAnsi" w:cstheme="majorBidi"/>
+        <w:rFonts/>
         <w:b/>
         <w:bCs/>
       </w:rPr>
@@ -3715,14 +3538,14 @@
     </w:tblStylePr>
     <w:tblStylePr w:type="firstCol">
       <w:rPr>
-        <w:rFonts w:asciiTheme="majorHAnsi" w:eastAsiaTheme="majorEastAsia" w:hAnsiTheme="majorHAnsi" w:cstheme="majorBidi"/>
+        <w:rFonts/>
         <w:b/>
         <w:bCs/>
       </w:rPr>
     </w:tblStylePr>
     <w:tblStylePr w:type="lastCol">
       <w:rPr>
-        <w:rFonts w:asciiTheme="majorHAnsi" w:eastAsiaTheme="majorEastAsia" w:hAnsiTheme="majorHAnsi" w:cstheme="majorBidi"/>
+        <w:rFonts/>
         <w:b/>
         <w:bCs/>
       </w:rPr>
@@ -3806,7 +3629,7 @@
         <w:spacing w:before="0" w:after="0" w:line="240" w:lineRule="auto"/>
       </w:pPr>
       <w:rPr>
-        <w:rFonts w:asciiTheme="majorHAnsi" w:eastAsiaTheme="majorEastAsia" w:hAnsiTheme="majorHAnsi" w:cstheme="majorBidi"/>
+        <w:rFonts/>
         <w:b/>
         <w:bCs/>
       </w:rPr>
@@ -3827,7 +3650,7 @@
         <w:spacing w:before="0" w:after="0" w:line="240" w:lineRule="auto"/>
       </w:pPr>
       <w:rPr>
-        <w:rFonts w:asciiTheme="majorHAnsi" w:eastAsiaTheme="majorEastAsia" w:hAnsiTheme="majorHAnsi" w:cstheme="majorBidi"/>
+        <w:rFonts/>
         <w:b/>
         <w:bCs/>
       </w:rPr>
@@ -3845,14 +3668,14 @@
     </w:tblStylePr>
     <w:tblStylePr w:type="firstCol">
       <w:rPr>
-        <w:rFonts w:asciiTheme="majorHAnsi" w:eastAsiaTheme="majorEastAsia" w:hAnsiTheme="majorHAnsi" w:cstheme="majorBidi"/>
+        <w:rFonts/>
         <w:b/>
         <w:bCs/>
       </w:rPr>
     </w:tblStylePr>
     <w:tblStylePr w:type="lastCol">
       <w:rPr>
-        <w:rFonts w:asciiTheme="majorHAnsi" w:eastAsiaTheme="majorEastAsia" w:hAnsiTheme="majorHAnsi" w:cstheme="majorBidi"/>
+        <w:rFonts/>
         <w:b/>
         <w:bCs/>
       </w:rPr>
@@ -3936,7 +3759,7 @@
         <w:spacing w:before="0" w:after="0" w:line="240" w:lineRule="auto"/>
       </w:pPr>
       <w:rPr>
-        <w:rFonts w:asciiTheme="majorHAnsi" w:eastAsiaTheme="majorEastAsia" w:hAnsiTheme="majorHAnsi" w:cstheme="majorBidi"/>
+        <w:rFonts/>
         <w:b/>
         <w:bCs/>
       </w:rPr>
@@ -3957,7 +3780,7 @@
         <w:spacing w:before="0" w:after="0" w:line="240" w:lineRule="auto"/>
       </w:pPr>
       <w:rPr>
-        <w:rFonts w:asciiTheme="majorHAnsi" w:eastAsiaTheme="majorEastAsia" w:hAnsiTheme="majorHAnsi" w:cstheme="majorBidi"/>
+        <w:rFonts/>
         <w:b/>
         <w:bCs/>
       </w:rPr>
@@ -3975,14 +3798,14 @@
     </w:tblStylePr>
     <w:tblStylePr w:type="firstCol">
       <w:rPr>
-        <w:rFonts w:asciiTheme="majorHAnsi" w:eastAsiaTheme="majorEastAsia" w:hAnsiTheme="majorHAnsi" w:cstheme="majorBidi"/>
+        <w:rFonts/>
         <w:b/>
         <w:bCs/>
       </w:rPr>
     </w:tblStylePr>
     <w:tblStylePr w:type="lastCol">
       <w:rPr>
-        <w:rFonts w:asciiTheme="majorHAnsi" w:eastAsiaTheme="majorEastAsia" w:hAnsiTheme="majorHAnsi" w:cstheme="majorBidi"/>
+        <w:rFonts/>
         <w:b/>
         <w:bCs/>
       </w:rPr>
@@ -4066,7 +3889,7 @@
         <w:spacing w:before="0" w:after="0" w:line="240" w:lineRule="auto"/>
       </w:pPr>
       <w:rPr>
-        <w:rFonts w:asciiTheme="majorHAnsi" w:eastAsiaTheme="majorEastAsia" w:hAnsiTheme="majorHAnsi" w:cstheme="majorBidi"/>
+        <w:rFonts/>
         <w:b/>
         <w:bCs/>
       </w:rPr>
@@ -4087,7 +3910,7 @@
         <w:spacing w:before="0" w:after="0" w:line="240" w:lineRule="auto"/>
       </w:pPr>
       <w:rPr>
-        <w:rFonts w:asciiTheme="majorHAnsi" w:eastAsiaTheme="majorEastAsia" w:hAnsiTheme="majorHAnsi" w:cstheme="majorBidi"/>
+        <w:rFonts/>
         <w:b/>
         <w:bCs/>
       </w:rPr>
@@ -4105,14 +3928,14 @@
     </w:tblStylePr>
     <w:tblStylePr w:type="firstCol">
       <w:rPr>
-        <w:rFonts w:asciiTheme="majorHAnsi" w:eastAsiaTheme="majorEastAsia" w:hAnsiTheme="majorHAnsi" w:cstheme="majorBidi"/>
+        <w:rFonts/>
         <w:b/>
         <w:bCs/>
       </w:rPr>
     </w:tblStylePr>
     <w:tblStylePr w:type="lastCol">
       <w:rPr>
-        <w:rFonts w:asciiTheme="majorHAnsi" w:eastAsiaTheme="majorEastAsia" w:hAnsiTheme="majorHAnsi" w:cstheme="majorBidi"/>
+        <w:rFonts/>
         <w:b/>
         <w:bCs/>
       </w:rPr>
@@ -5977,7 +5800,7 @@
     </w:tblPr>
     <w:tblStylePr w:type="firstRow">
       <w:rPr>
-        <w:rFonts w:asciiTheme="majorHAnsi" w:eastAsiaTheme="majorEastAsia" w:hAnsiTheme="majorHAnsi" w:cstheme="majorBidi"/>
+        <w:rFonts/>
       </w:rPr>
       <w:tblPr/>
       <w:tcPr>
@@ -6061,7 +5884,7 @@
     </w:tblPr>
     <w:tblStylePr w:type="firstRow">
       <w:rPr>
-        <w:rFonts w:asciiTheme="majorHAnsi" w:eastAsiaTheme="majorEastAsia" w:hAnsiTheme="majorHAnsi" w:cstheme="majorBidi"/>
+        <w:rFonts/>
       </w:rPr>
       <w:tblPr/>
       <w:tcPr>
@@ -6145,7 +5968,7 @@
     </w:tblPr>
     <w:tblStylePr w:type="firstRow">
       <w:rPr>
-        <w:rFonts w:asciiTheme="majorHAnsi" w:eastAsiaTheme="majorEastAsia" w:hAnsiTheme="majorHAnsi" w:cstheme="majorBidi"/>
+        <w:rFonts/>
       </w:rPr>
       <w:tblPr/>
       <w:tcPr>
@@ -6229,7 +6052,7 @@
     </w:tblPr>
     <w:tblStylePr w:type="firstRow">
       <w:rPr>
-        <w:rFonts w:asciiTheme="majorHAnsi" w:eastAsiaTheme="majorEastAsia" w:hAnsiTheme="majorHAnsi" w:cstheme="majorBidi"/>
+        <w:rFonts/>
       </w:rPr>
       <w:tblPr/>
       <w:tcPr>
@@ -6313,7 +6136,7 @@
     </w:tblPr>
     <w:tblStylePr w:type="firstRow">
       <w:rPr>
-        <w:rFonts w:asciiTheme="majorHAnsi" w:eastAsiaTheme="majorEastAsia" w:hAnsiTheme="majorHAnsi" w:cstheme="majorBidi"/>
+        <w:rFonts/>
       </w:rPr>
       <w:tblPr/>
       <w:tcPr>
@@ -6397,7 +6220,7 @@
     </w:tblPr>
     <w:tblStylePr w:type="firstRow">
       <w:rPr>
-        <w:rFonts w:asciiTheme="majorHAnsi" w:eastAsiaTheme="majorEastAsia" w:hAnsiTheme="majorHAnsi" w:cstheme="majorBidi"/>
+        <w:rFonts/>
       </w:rPr>
       <w:tblPr/>
       <w:tcPr>
@@ -6481,7 +6304,7 @@
     </w:tblPr>
     <w:tblStylePr w:type="firstRow">
       <w:rPr>
-        <w:rFonts w:asciiTheme="majorHAnsi" w:eastAsiaTheme="majorEastAsia" w:hAnsiTheme="majorHAnsi" w:cstheme="majorBidi"/>
+        <w:rFonts/>
       </w:rPr>
       <w:tblPr/>
       <w:tcPr>
@@ -6546,7 +6369,7 @@
       <w:spacing w:after="0" w:line="240" w:lineRule="auto"/>
     </w:pPr>
     <w:rPr>
-      <w:rFonts w:asciiTheme="majorHAnsi" w:eastAsiaTheme="majorEastAsia" w:hAnsiTheme="majorHAnsi" w:cstheme="majorBidi"/>
+      <w:rFonts/>
       <w:color w:val="000000" w:themeColor="text1"/>
     </w:rPr>
     <w:tblPr>
@@ -6674,7 +6497,7 @@
       <w:spacing w:after="0" w:line="240" w:lineRule="auto"/>
     </w:pPr>
     <w:rPr>
-      <w:rFonts w:asciiTheme="majorHAnsi" w:eastAsiaTheme="majorEastAsia" w:hAnsiTheme="majorHAnsi" w:cstheme="majorBidi"/>
+      <w:rFonts/>
       <w:color w:val="000000" w:themeColor="text1"/>
     </w:rPr>
     <w:tblPr>
@@ -6802,7 +6625,7 @@
       <w:spacing w:after="0" w:line="240" w:lineRule="auto"/>
     </w:pPr>
     <w:rPr>
-      <w:rFonts w:asciiTheme="majorHAnsi" w:eastAsiaTheme="majorEastAsia" w:hAnsiTheme="majorHAnsi" w:cstheme="majorBidi"/>
+      <w:rFonts/>
       <w:color w:val="000000" w:themeColor="text1"/>
     </w:rPr>
     <w:tblPr>
@@ -6930,7 +6753,7 @@
       <w:spacing w:after="0" w:line="240" w:lineRule="auto"/>
     </w:pPr>
     <w:rPr>
-      <w:rFonts w:asciiTheme="majorHAnsi" w:eastAsiaTheme="majorEastAsia" w:hAnsiTheme="majorHAnsi" w:cstheme="majorBidi"/>
+      <w:rFonts/>
       <w:color w:val="000000" w:themeColor="text1"/>
     </w:rPr>
     <w:tblPr>
@@ -7058,7 +6881,7 @@
       <w:spacing w:after="0" w:line="240" w:lineRule="auto"/>
     </w:pPr>
     <w:rPr>
-      <w:rFonts w:asciiTheme="majorHAnsi" w:eastAsiaTheme="majorEastAsia" w:hAnsiTheme="majorHAnsi" w:cstheme="majorBidi"/>
+      <w:rFonts/>
       <w:color w:val="000000" w:themeColor="text1"/>
     </w:rPr>
     <w:tblPr>
@@ -7186,7 +7009,7 @@
       <w:spacing w:after="0" w:line="240" w:lineRule="auto"/>
     </w:pPr>
     <w:rPr>
-      <w:rFonts w:asciiTheme="majorHAnsi" w:eastAsiaTheme="majorEastAsia" w:hAnsiTheme="majorHAnsi" w:cstheme="majorBidi"/>
+      <w:rFonts/>
       <w:color w:val="000000" w:themeColor="text1"/>
     </w:rPr>
     <w:tblPr>
@@ -7314,7 +7137,7 @@
       <w:spacing w:after="0" w:line="240" w:lineRule="auto"/>
     </w:pPr>
     <w:rPr>
-      <w:rFonts w:asciiTheme="majorHAnsi" w:eastAsiaTheme="majorEastAsia" w:hAnsiTheme="majorHAnsi" w:cstheme="majorBidi"/>
+      <w:rFonts/>
       <w:color w:val="000000" w:themeColor="text1"/>
     </w:rPr>
     <w:tblPr>
@@ -7953,7 +7776,7 @@
       <w:spacing w:after="0" w:line="240" w:lineRule="auto"/>
     </w:pPr>
     <w:rPr>
-      <w:rFonts w:asciiTheme="majorHAnsi" w:eastAsiaTheme="majorEastAsia" w:hAnsiTheme="majorHAnsi" w:cstheme="majorBidi"/>
+      <w:rFonts/>
       <w:color w:val="000000" w:themeColor="text1"/>
     </w:rPr>
     <w:tblPr>
@@ -8078,7 +7901,7 @@
       <w:spacing w:after="0" w:line="240" w:lineRule="auto"/>
     </w:pPr>
     <w:rPr>
-      <w:rFonts w:asciiTheme="majorHAnsi" w:eastAsiaTheme="majorEastAsia" w:hAnsiTheme="majorHAnsi" w:cstheme="majorBidi"/>
+      <w:rFonts/>
       <w:color w:val="000000" w:themeColor="text1"/>
     </w:rPr>
     <w:tblPr>
@@ -8203,7 +8026,7 @@
       <w:spacing w:after="0" w:line="240" w:lineRule="auto"/>
     </w:pPr>
     <w:rPr>
-      <w:rFonts w:asciiTheme="majorHAnsi" w:eastAsiaTheme="majorEastAsia" w:hAnsiTheme="majorHAnsi" w:cstheme="majorBidi"/>
+      <w:rFonts/>
       <w:color w:val="000000" w:themeColor="text1"/>
     </w:rPr>
     <w:tblPr>
@@ -8328,7 +8151,7 @@
       <w:spacing w:after="0" w:line="240" w:lineRule="auto"/>
     </w:pPr>
     <w:rPr>
-      <w:rFonts w:asciiTheme="majorHAnsi" w:eastAsiaTheme="majorEastAsia" w:hAnsiTheme="majorHAnsi" w:cstheme="majorBidi"/>
+      <w:rFonts/>
       <w:color w:val="000000" w:themeColor="text1"/>
     </w:rPr>
     <w:tblPr>
@@ -8453,7 +8276,7 @@
       <w:spacing w:after="0" w:line="240" w:lineRule="auto"/>
     </w:pPr>
     <w:rPr>
-      <w:rFonts w:asciiTheme="majorHAnsi" w:eastAsiaTheme="majorEastAsia" w:hAnsiTheme="majorHAnsi" w:cstheme="majorBidi"/>
+      <w:rFonts/>
       <w:color w:val="000000" w:themeColor="text1"/>
     </w:rPr>
     <w:tblPr>
@@ -8578,7 +8401,7 @@
       <w:spacing w:after="0" w:line="240" w:lineRule="auto"/>
     </w:pPr>
     <w:rPr>
-      <w:rFonts w:asciiTheme="majorHAnsi" w:eastAsiaTheme="majorEastAsia" w:hAnsiTheme="majorHAnsi" w:cstheme="majorBidi"/>
+      <w:rFonts/>
       <w:color w:val="000000" w:themeColor="text1"/>
     </w:rPr>
     <w:tblPr>
@@ -8703,7 +8526,7 @@
       <w:spacing w:after="0" w:line="240" w:lineRule="auto"/>
     </w:pPr>
     <w:rPr>
-      <w:rFonts w:asciiTheme="majorHAnsi" w:eastAsiaTheme="majorEastAsia" w:hAnsiTheme="majorHAnsi" w:cstheme="majorBidi"/>
+      <w:rFonts/>
       <w:color w:val="000000" w:themeColor="text1"/>
     </w:rPr>
     <w:tblPr>
